--- a/out/Resume.docx
+++ b/out/Resume.docx
@@ -69,7 +69,7 @@
     </w:p>
     <w:p>
       <w:pPr>
-        <w:spacing w:after="120"/>
+        <w:spacing w:after="160"/>
       </w:pPr>
       <w:r>
         <w:t xml:space="preserve">Frontend Software Engineer with nearly 2 years of experience building scalable, high-performance React.js applications for enterprise e-commerce and business platforms. Skilled in React.js, Redux Toolkit, TypeScript, and modern JavaScript, with experience modernizing legacy applications, optimizing performance and SEO, and collaborating with cross-functional Agile teams.</w:t>
@@ -242,12 +242,13 @@
     </w:p>
     <w:p>
       <w:pPr>
-        <w:spacing w:after="40"/>
-      </w:pPr>
-      <w:r>
-        <w:rPr>
-          <w:b/>
-          <w:bCs/>
+        <w:spacing w:after="60" w:before="220"/>
+      </w:pPr>
+      <w:r>
+        <w:rPr>
+          <w:b/>
+          <w:bCs/>
+          <w:color w:val="1F2937"/>
           <w:sz w:val="22"/>
           <w:szCs w:val="22"/>
         </w:rPr>
@@ -355,7 +356,7 @@
     </w:p>
     <w:p>
       <w:pPr>
-        <w:spacing w:after="80" w:before="220"/>
+        <w:spacing w:after="60" w:before="220"/>
       </w:pPr>
       <w:r>
         <w:rPr>
@@ -487,7 +488,7 @@
     </w:p>
     <w:p>
       <w:pPr>
-        <w:spacing w:after="80" w:before="220"/>
+        <w:spacing w:after="60" w:before="220"/>
       </w:pPr>
       <w:r>
         <w:rPr>
@@ -509,8 +510,8 @@
           <w:i/>
           <w:iCs/>
           <w:color w:val="666666"/>
-          <w:sz w:val="18"/>
-          <w:szCs w:val="18"/>
+          <w:sz w:val="20"/>
+          <w:szCs w:val="20"/>
         </w:rPr>
         <w:t xml:space="preserve">React.js, Redux Toolkit, React Router, Material UI, PrimeReact, Formik, Yup, JavaScript</w:t>
       </w:r>
@@ -630,14 +631,15 @@
     </w:p>
     <w:p>
       <w:pPr>
-        <w:spacing w:after="20"/>
-      </w:pPr>
-      <w:r>
-        <w:rPr>
-          <w:b/>
-          <w:bCs/>
-          <w:sz w:val="20"/>
-          <w:szCs w:val="20"/>
+        <w:spacing w:after="60" w:before="220"/>
+      </w:pPr>
+      <w:r>
+        <w:rPr>
+          <w:b/>
+          <w:bCs/>
+          <w:color w:val="1F2937"/>
+          <w:sz w:val="22"/>
+          <w:szCs w:val="22"/>
         </w:rPr>
         <w:t xml:space="preserve">Bachelor of Science in Computer Science</w:t>
       </w:r>
@@ -646,21 +648,23 @@
           <w:i/>
           <w:iCs/>
           <w:color w:val="666666"/>
-          <w:sz w:val="18"/>
-          <w:szCs w:val="18"/>
+          <w:sz w:val="20"/>
+          <w:szCs w:val="20"/>
         </w:rPr>
         <w:t xml:space="preserve">   June 2021 - May 2024</w:t>
       </w:r>
     </w:p>
     <w:p>
       <w:pPr>
-        <w:spacing w:after="200"/>
-      </w:pPr>
-      <w:r>
-        <w:rPr>
+        <w:spacing w:after="100"/>
+      </w:pPr>
+      <w:r>
+        <w:rPr>
+          <w:i/>
+          <w:iCs/>
           <w:color w:val="666666"/>
-          <w:sz w:val="18"/>
-          <w:szCs w:val="18"/>
+          <w:sz w:val="20"/>
+          <w:szCs w:val="20"/>
         </w:rPr>
         <w:t xml:space="preserve">Mazharul Uloom College, Ambur, Tamil Nadu</w:t>
       </w:r>
